--- a/lab7.docx
+++ b/lab7.docx
@@ -6392,15 +6392,14 @@
           <w:sz w:val="28"/>
           <w:szCs w:val="28"/>
         </w:rPr>
-        <w:t>Лабораторная работа охватывает устройство ноутбуков и мобильных устройств, их компоненты, питание, беспроводные подключения и син</w:t>
-      </w:r>
-      <w:r>
-        <w:rPr>
-          <w:rFonts w:ascii="Times New Roman" w:hAnsi="Times New Roman"/>
-          <w:sz w:val="28"/>
-          <w:szCs w:val="28"/>
-        </w:rPr>
-        <w:t>хронизацию. Понимание этих тем необходимо для обслуживания, модернизации и ремонта мобильной техники. Практические навыки диагностики и замены компонентов закрепляют теоретический материал.</w:t>
+        <w:t>В рамках лабораторной работы рассмотрены устройство ноутбуков и мобильных устройств, их компоненты, особенности питания, беспроводных подключений и синхронизации данных. Знание этих тем требуется для обслуживания, модернизации и ремонта мобильной техники. Практические навыки диагностики и замены компонентов позволяют закрепить теоретический материал.</w:t>
+      </w:r>
+      <w:r>
+        <w:rPr>
+          <w:rFonts w:ascii="Times New Roman" w:hAnsi="Times New Roman"/>
+          <w:sz w:val="28"/>
+          <w:szCs w:val="28"/>
+        </w:rPr>
       </w:r>
     </w:p>
     <w:p>
@@ -6481,7 +6480,7 @@
           <w:sz w:val="28"/>
           <w:szCs w:val="28"/>
         </w:rPr>
-        <w:t xml:space="preserve"> Из-за компактного форм-фактора, интегрированных компонентов и ограниченного числа слотов расширения.</w:t>
+        <w:t xml:space="preserve"> Это обусловлено компактным форм-фактором, интегрированными компонентами и ограниченным числом слотов расширения.</w:t>
       </w:r>
     </w:p>
     <w:p>
@@ -6534,7 +6533,7 @@
           <w:sz w:val="28"/>
           <w:szCs w:val="28"/>
         </w:rPr>
-        <w:t xml:space="preserve"> OLED не требует подсветки и обеспечивает более высокий контраст и глубокий чёрный цвет.</w:t>
+        <w:t xml:space="preserve"> OLED-дисплей не нуждается в подсветке, обеспечивая более высокий контраст и глубокий чёрный цвет.</w:t>
       </w:r>
     </w:p>
     <w:p>
@@ -6595,7 +6594,7 @@
           <w:sz w:val="28"/>
           <w:szCs w:val="28"/>
         </w:rPr>
-        <w:t xml:space="preserve"> Они расширяют набор портов и упрощают подключение периферии, превращая ноутбук в подобие стационарной рабочей станции.</w:t>
+        <w:t xml:space="preserve"> Эти устройства расширяют набор портов и упрощают подключение периферии, превращая ноутбук в аналог стационарной рабочей станции.</w:t>
       </w:r>
     </w:p>
     <w:p>
@@ -6648,15 +6647,14 @@
           <w:sz w:val="28"/>
           <w:szCs w:val="28"/>
         </w:rPr>
-        <w:t xml:space="preserve"> Они чувствительн</w:t>
-      </w:r>
-      <w:r>
-        <w:rPr>
-          <w:rFonts w:ascii="Times New Roman" w:hAnsi="Times New Roman"/>
-          <w:sz w:val="28"/>
-          <w:szCs w:val="28"/>
-        </w:rPr>
-        <w:t>ы к перегреву и механическим повреждениям, что может привести к возгоранию или взрыву.</w:t>
+        <w:t xml:space="preserve"> Такие аккумуляторы чувствительны к перегреву и механическим повреждениям, которые могут привести к возгоранию или взрыву.</w:t>
+      </w:r>
+      <w:r>
+        <w:rPr>
+          <w:rFonts w:ascii="Times New Roman" w:hAnsi="Times New Roman"/>
+          <w:sz w:val="28"/>
+          <w:szCs w:val="28"/>
+        </w:rPr>
       </w:r>
     </w:p>
     <w:p>
@@ -6709,15 +6707,14 @@
           <w:sz w:val="28"/>
           <w:szCs w:val="28"/>
         </w:rPr>
-        <w:t xml:space="preserve"> Сопряжение – это установление доверительных отношений между устройствами, а подключение – установление </w:t>
-      </w:r>
-      <w:r>
-        <w:rPr>
-          <w:rFonts w:ascii="Times New Roman" w:hAnsi="Times New Roman"/>
-          <w:sz w:val="28"/>
-          <w:szCs w:val="28"/>
-        </w:rPr>
-        <w:t>активной связи после сопряжения.</w:t>
+        <w:t xml:space="preserve"> Сопряжение представляет собой установление доверительных отношений между устройствами, тогда как подключение является установлением активной связи после сопряжения.</w:t>
+      </w:r>
+      <w:r>
+        <w:rPr>
+          <w:rFonts w:ascii="Times New Roman" w:hAnsi="Times New Roman"/>
+          <w:sz w:val="28"/>
+          <w:szCs w:val="28"/>
+        </w:rPr>
       </w:r>
     </w:p>
     <w:p>
@@ -6770,7 +6767,7 @@
           <w:sz w:val="28"/>
           <w:szCs w:val="28"/>
         </w:rPr>
-        <w:t xml:space="preserve"> Регулярная очистка, обновление ПО и проверка компонентов предотвращают перегрев, износ и сбои.</w:t>
+        <w:t xml:space="preserve"> Регулярная очистка, обновление программного обеспечения и проверка компонентов позволяют предотвратить перегрев, износ и сбои.</w:t>
       </w:r>
     </w:p>
     <w:sectPr>

--- a/lab7.docx
+++ b/lab7.docx
@@ -852,31 +852,28 @@
           <w:sz w:val="28"/>
           <w:szCs w:val="28"/>
         </w:rPr>
-        <w:t xml:space="preserve"> </w:t>
-      </w:r>
-      <w:r>
-        <w:rPr>
-          <w:rFonts w:ascii="Times New Roman" w:hAnsi="Times New Roman"/>
-          <w:sz w:val="28"/>
-          <w:szCs w:val="28"/>
-        </w:rPr>
-        <w:t>и</w:t>
-      </w:r>
-      <w:r>
-        <w:rPr>
-          <w:rFonts w:ascii="Times New Roman" w:hAnsi="Times New Roman"/>
-          <w:sz w:val="28"/>
-          <w:szCs w:val="28"/>
-        </w:rPr>
-        <w:t>зучить устройство ноутбуков и мобильных устройств, их компоненты, особенности питания, беспроводных подключений и синхронизации данных. Освоить методы профилактического обслуживания, замены аппаратных компонентов и устранения типичных неисправностей моби</w:t>
-      </w:r>
-      <w:r>
-        <w:rPr>
-          <w:rFonts w:ascii="Times New Roman" w:hAnsi="Times New Roman"/>
-          <w:sz w:val="28"/>
-          <w:szCs w:val="28"/>
-        </w:rPr>
-        <w:t>льных устройств.</w:t>
+        <w:t xml:space="preserve"> изучить конструкцию ноутбуков и мобильных устройств, их компоненты, особенности питания, беспроводных подключений и синхронизации данных. Освоить приёмы профилактического обслуживания, замены аппаратных компонентов и устранения типичных неисправностей мобильной техники.</w:t>
+      </w:r>
+      <w:r>
+        <w:rPr>
+          <w:rFonts w:ascii="Times New Roman" w:hAnsi="Times New Roman"/>
+          <w:sz w:val="28"/>
+          <w:szCs w:val="28"/>
+        </w:rPr>
+      </w:r>
+      <w:r>
+        <w:rPr>
+          <w:rFonts w:ascii="Times New Roman" w:hAnsi="Times New Roman"/>
+          <w:sz w:val="28"/>
+          <w:szCs w:val="28"/>
+        </w:rPr>
+      </w:r>
+      <w:r>
+        <w:rPr>
+          <w:rFonts w:ascii="Times New Roman" w:hAnsi="Times New Roman"/>
+          <w:sz w:val="28"/>
+          <w:szCs w:val="28"/>
+        </w:rPr>
       </w:r>
     </w:p>
     <w:p>
@@ -929,15 +926,14 @@
           <w:sz w:val="28"/>
           <w:szCs w:val="28"/>
         </w:rPr>
-        <w:t xml:space="preserve">Мобильность – это способность устройства работать автономно, без постоянного подключения к стационарной инфраструктуре. Она обеспечивается компактными размерами, встроенными аккумуляторами и беспроводными технологиями. </w:t>
-      </w:r>
-      <w:r>
-        <w:rPr>
-          <w:rFonts w:ascii="Times New Roman" w:hAnsi="Times New Roman"/>
-          <w:sz w:val="28"/>
-          <w:szCs w:val="28"/>
-        </w:rPr>
-        <w:t>Мобильные устройства позволяют пользователю работать в любом месте и в любое время.</w:t>
+        <w:t>Под мобильностью понимается способность устройства работать автономно, без постоянного подключения к стационарной инфраструктуре. Она достигается за счёт компактных размеров, встроенных аккумуляторов и беспроводных технологий. Мобильные устройства дают пользователю возможность работать в любом месте и в любое время.</w:t>
+      </w:r>
+      <w:r>
+        <w:rPr>
+          <w:rFonts w:ascii="Times New Roman" w:hAnsi="Times New Roman"/>
+          <w:sz w:val="28"/>
+          <w:szCs w:val="28"/>
+        </w:rPr>
       </w:r>
     </w:p>
     <w:p>
@@ -978,15 +974,14 @@
           <w:sz w:val="28"/>
           <w:szCs w:val="28"/>
         </w:rPr>
-        <w:t>Ноутбук – это портативный компьютер, объединяющий в одном корпусе системный блок, дисплей, клавиатуру и устройство указания. Он использует те же компоненты, что и</w:t>
-      </w:r>
-      <w:r>
-        <w:rPr>
-          <w:rFonts w:ascii="Times New Roman" w:hAnsi="Times New Roman"/>
-          <w:sz w:val="28"/>
-          <w:szCs w:val="28"/>
-        </w:rPr>
-        <w:t xml:space="preserve"> настольный ПК, но в уменьшенном и специализированном исполнении. Основные отличия – компактность, энергоэффективность и наличие батареи.</w:t>
+        <w:t>Ноутбук представляет собой портативный компьютер, в одном корпусе которого объединены системный блок, дисплей, клавиатура и устройство указания. В нём применяются те же компоненты, что и в настольном ПК, но в уменьшенном и специализированном исполнении. Ключевые отличия – компактность, энергоэффективность и наличие батареи.</w:t>
+      </w:r>
+      <w:r>
+        <w:rPr>
+          <w:rFonts w:ascii="Times New Roman" w:hAnsi="Times New Roman"/>
+          <w:sz w:val="28"/>
+          <w:szCs w:val="28"/>
+        </w:rPr>
       </w:r>
     </w:p>
     <w:p>
@@ -1039,15 +1034,14 @@
           <w:sz w:val="28"/>
           <w:szCs w:val="28"/>
         </w:rPr>
-        <w:t>Смартфон – это мобильное устройство с сенсорным экраном, операционной системой и поддержкой</w:t>
-      </w:r>
-      <w:r>
-        <w:rPr>
-          <w:rFonts w:ascii="Times New Roman" w:hAnsi="Times New Roman"/>
-          <w:sz w:val="28"/>
-          <w:szCs w:val="28"/>
-        </w:rPr>
-        <w:t xml:space="preserve"> установки приложений. Основные характеристики включают размер экрана, разрешение, процессор, объём памяти и ёмкость батареи. Современные смартфоны поддерживают сотовые сети, Wi-Fi, Bluetooth и NFC.</w:t>
+        <w:t>Смартфон является мобильным устройством с сенсорным экраном, операционной системой и возможностью установки приложений. К его основным характеристикам относятся размер экрана, разрешение, процессор, объём памяти и ёмкость батареи. Современные модели поддерживают сотовые сети, Wi-Fi, Bluetooth и NFC.</w:t>
+      </w:r>
+      <w:r>
+        <w:rPr>
+          <w:rFonts w:ascii="Times New Roman" w:hAnsi="Times New Roman"/>
+          <w:sz w:val="28"/>
+          <w:szCs w:val="28"/>
+        </w:rPr>
       </w:r>
     </w:p>
     <w:p>
@@ -1088,15 +1082,14 @@
           <w:sz w:val="28"/>
           <w:szCs w:val="28"/>
         </w:rPr>
-        <w:t xml:space="preserve">Смартфоны выполняют функции телефона, </w:t>
-      </w:r>
-      <w:r>
-        <w:rPr>
-          <w:rFonts w:ascii="Times New Roman" w:hAnsi="Times New Roman"/>
-          <w:sz w:val="28"/>
-          <w:szCs w:val="28"/>
-        </w:rPr>
-        <w:t>камеры, GPS-навигатора, платёжного средства и медиаплеера. Они позволяют работать с электронной почтой, мессенджерами и облачными сервисами. Благодаря приложениям функциональность устройства постоянно расширяется.</w:t>
+        <w:t>Смартфон совмещает функции телефона, камеры, GPS-навигатора, платёжного средства и медиаплеера. С его помощью ведётся работа с электронной почтой, мессенджерами и облачными сервисами. Благодаря приложениям возможности устройства постоянно расширяются.</w:t>
+      </w:r>
+      <w:r>
+        <w:rPr>
+          <w:rFonts w:ascii="Times New Roman" w:hAnsi="Times New Roman"/>
+          <w:sz w:val="28"/>
+          <w:szCs w:val="28"/>
+        </w:rPr>
       </w:r>
     </w:p>
     <w:p>
@@ -1149,23 +1142,21 @@
           <w:sz w:val="28"/>
           <w:szCs w:val="28"/>
         </w:rPr>
-        <w:t>Планшет – эт</w:t>
-      </w:r>
-      <w:r>
-        <w:rPr>
-          <w:rFonts w:ascii="Times New Roman" w:hAnsi="Times New Roman"/>
-          <w:sz w:val="28"/>
-          <w:szCs w:val="28"/>
-        </w:rPr>
-        <w:t>о устройство с большим сенсорным экраном, занимающее промежуточное положение между смартфоном и ноутбуком. Электронная книга предназначена в первую очередь для чтения текстов и использует технологию электронных чернил. Оба устройства ориентированы на потре</w:t>
-      </w:r>
-      <w:r>
-        <w:rPr>
-          <w:rFonts w:ascii="Times New Roman" w:hAnsi="Times New Roman"/>
-          <w:sz w:val="28"/>
-          <w:szCs w:val="28"/>
-        </w:rPr>
-        <w:t>бление контента и мобильность.</w:t>
+        <w:t>Планшет представляет собой устройство с крупным сенсорным экраном, занимающее промежуточное положение между смартфоном и ноутбуком. Электронная книга ориентирована прежде всего на чтение текстов и построена на технологии электронных чернил. Оба устройства рассчитаны на потребление контента и мобильность.</w:t>
+      </w:r>
+      <w:r>
+        <w:rPr>
+          <w:rFonts w:ascii="Times New Roman" w:hAnsi="Times New Roman"/>
+          <w:sz w:val="28"/>
+          <w:szCs w:val="28"/>
+        </w:rPr>
+      </w:r>
+      <w:r>
+        <w:rPr>
+          <w:rFonts w:ascii="Times New Roman" w:hAnsi="Times New Roman"/>
+          <w:sz w:val="28"/>
+          <w:szCs w:val="28"/>
+        </w:rPr>
       </w:r>
     </w:p>
     <w:p>
@@ -1218,16 +1209,14 @@
           <w:sz w:val="28"/>
           <w:szCs w:val="28"/>
         </w:rPr>
-        <w:lastRenderedPageBreak/>
-        <w:t>Носимые устройства – это гаджеты, которые крепятся на теле человека и собирают данные о его активности. Умные часы отображают уведомления, поддерживают звонки и приложения, а ф</w:t>
-      </w:r>
-      <w:r>
-        <w:rPr>
-          <w:rFonts w:ascii="Times New Roman" w:hAnsi="Times New Roman"/>
-          <w:sz w:val="28"/>
-          <w:szCs w:val="28"/>
-        </w:rPr>
-        <w:t>итнес-трекеры следят за шагами, пульсом и сном. Они синхронизируются со смартфоном по Bluetooth.</w:t>
+        <w:t>Носимые устройства – это гаджеты, закрепляемые на теле человека и собирающие данные о его активности. Умные часы показывают уведомления, поддерживают звонки и приложения, а фитнес-трекеры отслеживают шаги, пульс и сон. Синхронизация со смартфоном выполняется по Bluetooth.</w:t>
+      </w:r>
+      <w:r>
+        <w:rPr>
+          <w:rFonts w:ascii="Times New Roman" w:hAnsi="Times New Roman"/>
+          <w:sz w:val="28"/>
+          <w:szCs w:val="28"/>
+        </w:rPr>
       </w:r>
     </w:p>
     <w:p>
@@ -1280,15 +1269,14 @@
           <w:sz w:val="28"/>
           <w:szCs w:val="28"/>
         </w:rPr>
-        <w:t>Устройства дополненной реальности (AR) накладывают цифровые объекты на реальный мир, а виртуальной (V</w:t>
-      </w:r>
-      <w:r>
-        <w:rPr>
-          <w:rFonts w:ascii="Times New Roman" w:hAnsi="Times New Roman"/>
-          <w:sz w:val="28"/>
-          <w:szCs w:val="28"/>
-        </w:rPr>
-        <w:t>R) – полностью погружают пользователя в виртуальную среду. Они применяются в играх, обучении, медицине и проектировании. Для работы используются специальные очки или шлемы.</w:t>
+        <w:t>Устройства дополненной реальности (AR) накладывают цифровые объекты на реальный мир, а средства виртуальной реальности (VR) полностью погружают пользователя в виртуальную среду. Они востребованы в играх, обучении, медицине и проектировании. Для работы необходимы специальные очки или шлемы.</w:t>
+      </w:r>
+      <w:r>
+        <w:rPr>
+          <w:rFonts w:ascii="Times New Roman" w:hAnsi="Times New Roman"/>
+          <w:sz w:val="28"/>
+          <w:szCs w:val="28"/>
+        </w:rPr>
       </w:r>
     </w:p>
     <w:p>
@@ -1341,15 +1329,14 @@
           <w:sz w:val="28"/>
           <w:szCs w:val="28"/>
         </w:rPr>
-        <w:t xml:space="preserve">Информация о мобильном устройстве включает его </w:t>
-      </w:r>
-      <w:r>
-        <w:rPr>
-          <w:rFonts w:ascii="Times New Roman" w:hAnsi="Times New Roman"/>
-          <w:sz w:val="28"/>
-          <w:szCs w:val="28"/>
-        </w:rPr>
-        <w:t>модель, серийный номер, версию операционной системы и установленные приложения. Эти данные необходимы для диагностики, обновления и обслуживания. Их можно получить в настройках устройства или через специальные утилиты.</w:t>
+        <w:t>Сведения о мобильном устройстве охватывают его модель, серийный номер, версию операционной системы и установленные приложения. Эти данные нужны для диагностики, обновления и обслуживания. Получить их можно в настройках устройства либо через специальные утилиты.</w:t>
+      </w:r>
+      <w:r>
+        <w:rPr>
+          <w:rFonts w:ascii="Times New Roman" w:hAnsi="Times New Roman"/>
+          <w:sz w:val="28"/>
+          <w:szCs w:val="28"/>
+        </w:rPr>
       </w:r>
     </w:p>
     <w:p>
@@ -1410,15 +1397,14 @@
           <w:sz w:val="28"/>
           <w:szCs w:val="28"/>
         </w:rPr>
-        <w:t>К внешним компонентам ноутбуков относятся док-станции, репликаторы портов, внешние блоки питания и дополнительные охлаждающие подставки. Они расширяют функциональность устройства и упрощают работу с периферией. Некоторые компоненты подключаются ч</w:t>
-      </w:r>
-      <w:r>
-        <w:rPr>
-          <w:rFonts w:ascii="Times New Roman" w:hAnsi="Times New Roman"/>
-          <w:sz w:val="28"/>
-          <w:szCs w:val="28"/>
-        </w:rPr>
-        <w:t>ерез USB, Thunderbolt или proprietary-разъёмы.</w:t>
+        <w:t>Внешними компонентами ноутбуков выступают док-станции, репликаторы портов, внешние блоки питания и дополнительные охлаждающие подставки. Они расширяют возможности устройства и упрощают работу с периферией. Часть компонентов подключается через USB, Thunderbolt или proprietary-разъёмы.</w:t>
+      </w:r>
+      <w:r>
+        <w:rPr>
+          <w:rFonts w:ascii="Times New Roman" w:hAnsi="Times New Roman"/>
+          <w:sz w:val="28"/>
+          <w:szCs w:val="28"/>
+        </w:rPr>
       </w:r>
     </w:p>
     <w:p>
@@ -1471,15 +1457,14 @@
           <w:sz w:val="28"/>
           <w:szCs w:val="28"/>
         </w:rPr>
-        <w:t xml:space="preserve">К устройствам ввода ноутбука относятся клавиатура, тачпад, трекпоинт и сенсорный экран. Светодиодные индикаторы отображают состояние питания, заряд </w:t>
-      </w:r>
-      <w:r>
-        <w:rPr>
-          <w:rFonts w:ascii="Times New Roman" w:hAnsi="Times New Roman"/>
-          <w:sz w:val="28"/>
-          <w:szCs w:val="28"/>
-        </w:rPr>
-        <w:t>батареи, активность диска и работу Wi-Fi. Их расположение и цвет зависят от модели устройства.</w:t>
+        <w:t>Устройствами ввода ноутбука являются клавиатура, тачпад, трекпоинт и сенсорный экран. Светодиодные индикаторы показывают состояние питания, заряд батареи, активность диска и работу Wi-Fi. Их расположение и цвет определяются моделью устройства.</w:t>
+      </w:r>
+      <w:r>
+        <w:rPr>
+          <w:rFonts w:ascii="Times New Roman" w:hAnsi="Times New Roman"/>
+          <w:sz w:val="28"/>
+          <w:szCs w:val="28"/>
+        </w:rPr>
       </w:r>
     </w:p>
     <w:p>
@@ -1532,37 +1517,37 @@
           <w:sz w:val="28"/>
           <w:szCs w:val="28"/>
         </w:rPr>
-        <w:t>Материнская плата ноутбука имеет уменьшенный форм-фактор и интегрированные компоненты, что снижает возможность модернизации. Процессор и памят</w:t>
-      </w:r>
-      <w:r>
-        <w:rPr>
-          <w:rFonts w:ascii="Times New Roman" w:hAnsi="Times New Roman"/>
-          <w:sz w:val="28"/>
-          <w:szCs w:val="28"/>
-        </w:rPr>
-        <w:t xml:space="preserve">ь часто распаяны на плате, а слоты расширения ограничены. </w:t>
-      </w:r>
-      <w:r>
-        <w:rPr>
-          <w:rFonts w:ascii="Times New Roman" w:hAnsi="Times New Roman"/>
-          <w:sz w:val="28"/>
-          <w:szCs w:val="28"/>
-        </w:rPr>
-        <w:lastRenderedPageBreak/>
-        <w:t>Замена материнской платы – сложная операция, требующая полной разборки ноутбука.</w:t>
-      </w:r>
-    </w:p>
-    <w:p>
-      <w:pPr>
-        <w:pStyle w:val="Textbody"/>
-        <w:spacing w:line="240" w:lineRule="auto"/>
-        <w:jc w:val="both"/>
-        <w:rPr>
-          <w:rFonts w:ascii="Times New Roman" w:hAnsi="Times New Roman"/>
-          <w:sz w:val="28"/>
-          <w:szCs w:val="28"/>
-        </w:rPr>
-      </w:pPr>
+        <w:t>Материнская плата ноутбука выполнена в уменьшенном форм-факторе и с интегрированными компонентами, что ограничивает возможность модернизации. Процессор и память нередко распаяны на плате, а слоты расширения малочисленны.</w:t>
+      </w:r>
+      <w:r>
+        <w:rPr>
+          <w:rFonts w:ascii="Times New Roman" w:hAnsi="Times New Roman"/>
+          <w:sz w:val="28"/>
+          <w:szCs w:val="28"/>
+        </w:rPr>
+      </w:r>
+      <w:r>
+        <w:rPr>
+          <w:rFonts w:ascii="Times New Roman" w:hAnsi="Times New Roman"/>
+          <w:sz w:val="28"/>
+          <w:szCs w:val="28"/>
+        </w:rPr>
+      </w:r>
+    </w:p>
+    <w:p>
+      <w:pPr>
+        <w:pStyle w:val="Textbody"/>
+        <w:spacing w:line="240" w:lineRule="auto"/>
+        <w:jc w:val="both"/>
+        <w:rPr>
+          <w:rFonts w:ascii="Times New Roman" w:hAnsi="Times New Roman"/>
+          <w:sz w:val="28"/>
+          <w:szCs w:val="28"/>
+        </w:rPr>
+      </w:pPr>
+      <w:r>
+        <w:t>Замена материнской платы является сложной операцией и требует полной разборки устройства.</w:t>
+      </w:r>
     </w:p>
     <w:p>
       <w:pPr>
@@ -1602,15 +1587,14 @@
           <w:sz w:val="28"/>
           <w:szCs w:val="28"/>
         </w:rPr>
-        <w:t xml:space="preserve">К внутренним компонентам ноутбука относятся процессор, оперативная память, накопитель, модуль </w:t>
-      </w:r>
-      <w:r>
-        <w:rPr>
-          <w:rFonts w:ascii="Times New Roman" w:hAnsi="Times New Roman"/>
-          <w:sz w:val="28"/>
-          <w:szCs w:val="28"/>
-        </w:rPr>
-        <w:t>Wi-Fi, батарея и система охлаждения. Они компактны и часто используют специализированные форм-факторы, например SODIMM и M.2. Доступ к ним зависит от конструкции корпуса.</w:t>
+        <w:t>Внутренними компонентами ноутбука служат процессор, оперативная память, накопитель, модуль Wi-Fi, батарея и система охлаждения. Они компактны и нередко выполнены в специализированных форм-факторах, например SODIMM и M.2. Доступ к ним определяется конструкцией корпуса.</w:t>
+      </w:r>
+      <w:r>
+        <w:rPr>
+          <w:rFonts w:ascii="Times New Roman" w:hAnsi="Times New Roman"/>
+          <w:sz w:val="28"/>
+          <w:szCs w:val="28"/>
+        </w:rPr>
       </w:r>
     </w:p>
     <w:p>
@@ -1754,15 +1738,14 @@
           <w:sz w:val="28"/>
           <w:szCs w:val="28"/>
         </w:rPr>
-        <w:t xml:space="preserve">Клавиши специальных функций (Fn) в сочетании </w:t>
-      </w:r>
-      <w:r>
-        <w:rPr>
-          <w:rFonts w:ascii="Times New Roman" w:hAnsi="Times New Roman"/>
-          <w:sz w:val="28"/>
-          <w:szCs w:val="28"/>
-        </w:rPr>
-        <w:t>с другими клавишами управляют яркостью экрана, громкостью, беспроводными модулями и режимами питания. Они обозначены значками на клавиатуре. Настройка этих функций может выполняться в BIOS или через утилиты производителя.</w:t>
+        <w:t>Клавиши специальных функций (Fn) в сочетании с другими клавишами служат для управления яркостью экрана, громкостью, беспроводными модулями и режимами питания. На клавиатуре они помечены значками. Их настройка может осуществляться в BIOS или через утилиты производителя.</w:t>
+      </w:r>
+      <w:r>
+        <w:rPr>
+          <w:rFonts w:ascii="Times New Roman" w:hAnsi="Times New Roman"/>
+          <w:sz w:val="28"/>
+          <w:szCs w:val="28"/>
+        </w:rPr>
       </w:r>
     </w:p>
     <w:p>
@@ -1823,15 +1806,14 @@
           <w:sz w:val="28"/>
           <w:szCs w:val="28"/>
         </w:rPr>
-        <w:t>Док-станция подключается к ноутбуку и предоставляет дополнительные порты, питание и возможность работы с внешними мониторами. Репликатор портов обычно проще и расширяет только набор разъёмов. Док-станции удобны для стационарно</w:t>
-      </w:r>
-      <w:r>
-        <w:rPr>
-          <w:rFonts w:ascii="Times New Roman" w:hAnsi="Times New Roman"/>
-          <w:sz w:val="28"/>
-          <w:szCs w:val="28"/>
-        </w:rPr>
-        <w:t>й работы, репликаторы – для быстрого подключения периферии.</w:t>
+        <w:t>Док-станция подключается к ноутбуку и добавляет порты, питание и возможность работы с внешними мониторами. Репликатор портов устроен проще и расширяет только набор разъёмов. Док-станции удобны для стационарной работы, репликаторы – для быстрого подключения периферии.</w:t>
+      </w:r>
+      <w:r>
+        <w:rPr>
+          <w:rFonts w:ascii="Times New Roman" w:hAnsi="Times New Roman"/>
+          <w:sz w:val="28"/>
+          <w:szCs w:val="28"/>
+        </w:rPr>
       </w:r>
     </w:p>
     <w:p>
@@ -1884,15 +1866,14 @@
           <w:sz w:val="28"/>
           <w:szCs w:val="28"/>
         </w:rPr>
-        <w:t>LCD-дисплеи используют подсветку и жидкие кристаллы для формирования изображения. LED-дисплеи отличаются т</w:t>
-      </w:r>
-      <w:r>
-        <w:rPr>
-          <w:rFonts w:ascii="Times New Roman" w:hAnsi="Times New Roman"/>
-          <w:sz w:val="28"/>
-          <w:szCs w:val="28"/>
-        </w:rPr>
-        <w:t>ипом подсветки и потребляют меньше энергии. OLED-дисплеи не требуют подсветки, обеспечивают высокий контраст и глубокий чёрный цвет.</w:t>
+        <w:t>В LCD-дисплеях изображение формируется с помощью подсветки и жидких кристаллов. LED-дисплеи отличаются типом подсветки и расходуют меньше энергии. OLED-дисплеям подсветка не требуется: они обеспечивают высокий контраст и глубокий чёрный цвет.</w:t>
+      </w:r>
+      <w:r>
+        <w:rPr>
+          <w:rFonts w:ascii="Times New Roman" w:hAnsi="Times New Roman"/>
+          <w:sz w:val="28"/>
+          <w:szCs w:val="28"/>
+        </w:rPr>
       </w:r>
     </w:p>
     <w:p>
@@ -1945,15 +1926,14 @@
           <w:sz w:val="28"/>
           <w:szCs w:val="28"/>
         </w:rPr>
-        <w:t>Дисплеи ноутбуков характеризуются размером, разрешением, типом матрицы и соотношением сторо</w:t>
-      </w:r>
-      <w:r>
-        <w:rPr>
-          <w:rFonts w:ascii="Times New Roman" w:hAnsi="Times New Roman"/>
-          <w:sz w:val="28"/>
-          <w:szCs w:val="28"/>
-        </w:rPr>
-        <w:t>н. Они тоньше и легче настольных, но сложнее в замене. Некоторые модели поддерживают сенсорный ввод и поворот экрана.</w:t>
+        <w:t>Для дисплеев ноутбуков ключевыми параметрами являются размер, разрешение, тип матрицы и соотношение сторон. Они тоньше и легче настольных, однако сложнее поддаются замене. Отдельные модели поддерживают сенсорный ввод и поворот экрана.</w:t>
+      </w:r>
+      <w:r>
+        <w:rPr>
+          <w:rFonts w:ascii="Times New Roman" w:hAnsi="Times New Roman"/>
+          <w:sz w:val="28"/>
+          <w:szCs w:val="28"/>
+        </w:rPr>
       </w:r>
     </w:p>
     <w:p>
@@ -2006,15 +1986,14 @@
           <w:sz w:val="28"/>
           <w:szCs w:val="28"/>
         </w:rPr>
-        <w:t>Фоновая подсветка обеспечивает видимость изображения на LCD-экране. В старых моделях использовались лампы C</w:t>
-      </w:r>
-      <w:r>
-        <w:rPr>
-          <w:rFonts w:ascii="Times New Roman" w:hAnsi="Times New Roman"/>
-          <w:sz w:val="28"/>
-          <w:szCs w:val="28"/>
-        </w:rPr>
-        <w:t>CFL и инверторы, преобразующие постоянный ток в переменный. Современные дисплеи используют LED-подсветку, не требующую инвертора.</w:t>
+        <w:t>Фоновая подсветка делает изображение видимым на LCD-экране. В устаревших моделях применялись лампы CCFL и инверторы, преобразующие постоянный ток в переменный. В современных дисплеях используется LED-подсветка, которой инвертор не нужен.</w:t>
+      </w:r>
+      <w:r>
+        <w:rPr>
+          <w:rFonts w:ascii="Times New Roman" w:hAnsi="Times New Roman"/>
+          <w:sz w:val="28"/>
+          <w:szCs w:val="28"/>
+        </w:rPr>
       </w:r>
     </w:p>
     <w:p>
@@ -2250,15 +2229,14 @@
           <w:sz w:val="28"/>
           <w:szCs w:val="28"/>
         </w:rPr>
-        <w:t xml:space="preserve">Модуль Wi-Fi включает адаптер, антенны и драйверы. Он может быть встроенным или </w:t>
-      </w:r>
-      <w:r>
-        <w:rPr>
-          <w:rFonts w:ascii="Times New Roman" w:hAnsi="Times New Roman"/>
-          <w:sz w:val="28"/>
-          <w:szCs w:val="28"/>
-        </w:rPr>
-        <w:t>подключаться через слот M.2 или USB. Качество связи зависит от расположения антенн и помех.</w:t>
+        <w:t>Модуль Wi-Fi состоит из адаптера, антенн и драйверов. Он бывает встроенным либо подключается через слот M.2 или USB. На качество связи влияют расположение антенн и помехи.</w:t>
+      </w:r>
+      <w:r>
+        <w:rPr>
+          <w:rFonts w:ascii="Times New Roman" w:hAnsi="Times New Roman"/>
+          <w:sz w:val="28"/>
+          <w:szCs w:val="28"/>
+        </w:rPr>
       </w:r>
     </w:p>
     <w:p>
@@ -2311,15 +2289,14 @@
           <w:sz w:val="28"/>
           <w:szCs w:val="28"/>
         </w:rPr>
-        <w:t>Веб-камера и микрофон встроены в корпус ноутбука и используются для видеосвязи и записи. Они подключаются через внутренние USB-интерфейсы. Дл</w:t>
-      </w:r>
-      <w:r>
-        <w:rPr>
-          <w:rFonts w:ascii="Times New Roman" w:hAnsi="Times New Roman"/>
-          <w:sz w:val="28"/>
-          <w:szCs w:val="28"/>
-        </w:rPr>
-        <w:t>я работы требуются драйверы и разрешения в операционной системе.</w:t>
+        <w:t>Веб-камера и микрофон размещены в корпусе ноутбука и служат для видеосвязи и записи. Их подключение выполнено через внутренние USB-интерфейсы. Для работы необходимы драйверы и разрешения операционной системы.</w:t>
+      </w:r>
+      <w:r>
+        <w:rPr>
+          <w:rFonts w:ascii="Times New Roman" w:hAnsi="Times New Roman"/>
+          <w:sz w:val="28"/>
+          <w:szCs w:val="28"/>
+        </w:rPr>
       </w:r>
     </w:p>
     <w:p>
@@ -2372,15 +2349,14 @@
           <w:sz w:val="28"/>
           <w:szCs w:val="28"/>
         </w:rPr>
-        <w:t>Управление электропитанием ноутбука включает выбор схемы энергосбережения, настройку сна и гибернации. Оно продлевает время автономной работы и снижает нагрев. Пар</w:t>
-      </w:r>
-      <w:r>
-        <w:rPr>
-          <w:rFonts w:ascii="Times New Roman" w:hAnsi="Times New Roman"/>
-          <w:sz w:val="28"/>
-          <w:szCs w:val="28"/>
-        </w:rPr>
-        <w:t>аметры задаются в операционной системе и BIOS.</w:t>
+        <w:t>Управление электропитанием ноутбука охватывает выбор схемы энергосбережения, настройку сна и гибернации. Благодаря ему продлевается время автономной работы и снижается нагрев. Параметры задаются в операционной системе и BIOS.</w:t>
+      </w:r>
+      <w:r>
+        <w:rPr>
+          <w:rFonts w:ascii="Times New Roman" w:hAnsi="Times New Roman"/>
+          <w:sz w:val="28"/>
+          <w:szCs w:val="28"/>
+        </w:rPr>
       </w:r>
     </w:p>
     <w:p>
@@ -2445,24 +2421,21 @@
           <w:sz w:val="28"/>
           <w:szCs w:val="28"/>
         </w:rPr>
-        <w:t xml:space="preserve">ACPI (Advanced Configuration and Power Interface) определяет взаимодействие операционной системы и оборудования при управлении </w:t>
-      </w:r>
-      <w:r>
-        <w:rPr>
-          <w:rFonts w:ascii="Times New Roman" w:hAnsi="Times New Roman"/>
-          <w:sz w:val="28"/>
-          <w:szCs w:val="28"/>
-        </w:rPr>
-        <w:lastRenderedPageBreak/>
-        <w:t>питанием. В BIOS настраиваются режимы сна, пр</w:t>
-      </w:r>
-      <w:r>
-        <w:rPr>
-          <w:rFonts w:ascii="Times New Roman" w:hAnsi="Times New Roman"/>
-          <w:sz w:val="28"/>
-          <w:szCs w:val="28"/>
-        </w:rPr>
-        <w:t>обуждения и поведения при закрытии крышки. Корректная настройка ACPI обеспечивает стабильную работу ноутбука.</w:t>
+        <w:t>ACPI (Advanced Configuration and Power Interface) описывает взаимодействие операционной системы и оборудования при управлении питанием. В BIOS настраиваются режимы сна, пробуждения и поведения при закрытии крышки. Правильная настройка ACPI гарантирует стабильную работу ноутбука.</w:t>
+      </w:r>
+      <w:r>
+        <w:rPr>
+          <w:rFonts w:ascii="Times New Roman" w:hAnsi="Times New Roman"/>
+          <w:sz w:val="28"/>
+          <w:szCs w:val="28"/>
+        </w:rPr>
+      </w:r>
+      <w:r>
+        <w:rPr>
+          <w:rFonts w:ascii="Times New Roman" w:hAnsi="Times New Roman"/>
+          <w:sz w:val="28"/>
+          <w:szCs w:val="28"/>
+        </w:rPr>
       </w:r>
     </w:p>
     <w:p>
@@ -2606,15 +2579,14 @@
           <w:sz w:val="28"/>
           <w:szCs w:val="28"/>
         </w:rPr>
-        <w:t>Bluetooth – это беспроводная технология для связи устройств на коротких расстояниях. Она используется для подключения наушни</w:t>
-      </w:r>
-      <w:r>
-        <w:rPr>
-          <w:rFonts w:ascii="Times New Roman" w:hAnsi="Times New Roman"/>
-          <w:sz w:val="28"/>
-          <w:szCs w:val="28"/>
-        </w:rPr>
-        <w:t>ков, мышей, клавиатур и передачи файлов. Радиус действия зависит от класса устройства и препятствий.</w:t>
+        <w:t>Bluetooth представляет собой беспроводную технологию связи устройств на коротких расстояниях. Она применяется для подключения наушников, мышей, клавиатур и передачи файлов. Радиус действия определяется классом устройства и препятствиями.</w:t>
+      </w:r>
+      <w:r>
+        <w:rPr>
+          <w:rFonts w:ascii="Times New Roman" w:hAnsi="Times New Roman"/>
+          <w:sz w:val="28"/>
+          <w:szCs w:val="28"/>
+        </w:rPr>
       </w:r>
     </w:p>
     <w:p>
@@ -2667,15 +2639,14 @@
           <w:sz w:val="28"/>
           <w:szCs w:val="28"/>
         </w:rPr>
-        <w:t xml:space="preserve">Установка соединения включает включение Bluetooth на обоих устройствах, поиск доступных устройств и ввод </w:t>
-      </w:r>
-      <w:r>
-        <w:rPr>
-          <w:rFonts w:ascii="Times New Roman" w:hAnsi="Times New Roman"/>
-          <w:sz w:val="28"/>
-          <w:szCs w:val="28"/>
-        </w:rPr>
-        <w:t>кода сопряжения. После сопряжения устройства автоматически подключаются при наличии связи. Некоторые устройства требуют подтверждения на обоих концах.</w:t>
+        <w:t>Установка соединения включает активацию Bluetooth на обоих устройствах, поиск доступных устройств и ввод кода сопряжения. После сопряжения устройства соединяются автоматически при наличии связи. Некоторые устройства требуют подтверждения с обеих сторон.</w:t>
+      </w:r>
+      <w:r>
+        <w:rPr>
+          <w:rFonts w:ascii="Times New Roman" w:hAnsi="Times New Roman"/>
+          <w:sz w:val="28"/>
+          <w:szCs w:val="28"/>
+        </w:rPr>
       </w:r>
     </w:p>
     <w:p>
@@ -2740,15 +2711,14 @@
           <w:sz w:val="28"/>
           <w:szCs w:val="28"/>
         </w:rPr>
-        <w:t>Конфигурация Bluetooth включает настройку видимости, имени устройства и параметр</w:t>
-      </w:r>
-      <w:r>
-        <w:rPr>
-          <w:rFonts w:ascii="Times New Roman" w:hAnsi="Times New Roman"/>
-          <w:sz w:val="28"/>
-          <w:szCs w:val="28"/>
-        </w:rPr>
-        <w:t>ов безопасности. Можно управлять списком сопряжённых устройств и удалять ненужные. Некоторые адаптеры поддерживают отключение для экономии энергии.</w:t>
+        <w:t>Настройка Bluetooth охватывает видимость, имя устройства и параметры безопасности. Доступно управление списком сопряжённых устройств с удалением ненужных. Отдельные адаптеры поддерживают отключение для экономии энергии.</w:t>
+      </w:r>
+      <w:r>
+        <w:rPr>
+          <w:rFonts w:ascii="Times New Roman" w:hAnsi="Times New Roman"/>
+          <w:sz w:val="28"/>
+          <w:szCs w:val="28"/>
+        </w:rPr>
       </w:r>
     </w:p>
     <w:p>
@@ -2801,15 +2771,14 @@
           <w:sz w:val="28"/>
           <w:szCs w:val="28"/>
         </w:rPr>
-        <w:t>Доступ к WAN через сотовые сети обеспечива</w:t>
-      </w:r>
-      <w:r>
-        <w:rPr>
-          <w:rFonts w:ascii="Times New Roman" w:hAnsi="Times New Roman"/>
-          <w:sz w:val="28"/>
-          <w:szCs w:val="28"/>
-        </w:rPr>
-        <w:t>ется модемами 3G, 4G и 5G. Он позволяет подключаться к Интернету в любой точке покрытия. Скорость зависит от поколения сети и загрузки.</w:t>
+        <w:t>Доступ к WAN через сотовые сети реализуется модемами 3G, 4G и 5G. Он позволяет выходить в Интернет в любой точке покрытия. Скорость зависит от поколения сети и её загруженности.</w:t>
+      </w:r>
+      <w:r>
+        <w:rPr>
+          <w:rFonts w:ascii="Times New Roman" w:hAnsi="Times New Roman"/>
+          <w:sz w:val="28"/>
+          <w:szCs w:val="28"/>
+        </w:rPr>
       </w:r>
     </w:p>
     <w:p>
@@ -2862,15 +2831,14 @@
           <w:sz w:val="28"/>
           <w:szCs w:val="28"/>
         </w:rPr>
-        <w:t>Беспроводные адаптеры бывают встроенными, USB и M.2. Они различаются по поддерживаемым стан</w:t>
-      </w:r>
-      <w:r>
-        <w:rPr>
-          <w:rFonts w:ascii="Times New Roman" w:hAnsi="Times New Roman"/>
-          <w:sz w:val="28"/>
-          <w:szCs w:val="28"/>
-        </w:rPr>
-        <w:t>дартам, скорости и наличию внешних антенн. Выбор зависит от требований к скорости и мобильности.</w:t>
+        <w:t>Беспроводные адаптеры бывают встроенными, выполненными в формате USB и M.2. Они различаются поддерживаемыми стандартами, скоростью и наличием внешних антенн. Выбор определяется требованиями к скорости и мобильности.</w:t>
+      </w:r>
+      <w:r>
+        <w:rPr>
+          <w:rFonts w:ascii="Times New Roman" w:hAnsi="Times New Roman"/>
+          <w:sz w:val="28"/>
+          <w:szCs w:val="28"/>
+        </w:rPr>
       </w:r>
     </w:p>
     <w:p>
@@ -2923,15 +2891,14 @@
           <w:sz w:val="28"/>
           <w:szCs w:val="28"/>
         </w:rPr>
-        <w:t>Конфигурация Wi-Fi включает выбор SSID, типа шифрования и пароля. В корпоративных сетях используются сертификаты и 802.1X. Настройка выполн</w:t>
-      </w:r>
-      <w:r>
-        <w:rPr>
-          <w:rFonts w:ascii="Times New Roman" w:hAnsi="Times New Roman"/>
-          <w:sz w:val="28"/>
-          <w:szCs w:val="28"/>
-        </w:rPr>
-        <w:t>яется в операционной системе или через утилиты производителя.</w:t>
+        <w:t>При настройке Wi-Fi выбираются SSID, тип шифрования и пароль. В корпоративных сетях применяются сертификаты и 802.1X. Настройка производится средствами операционной системы либо утилитами производителя.</w:t>
+      </w:r>
+      <w:r>
+        <w:rPr>
+          <w:rFonts w:ascii="Times New Roman" w:hAnsi="Times New Roman"/>
+          <w:sz w:val="28"/>
+          <w:szCs w:val="28"/>
+        </w:rPr>
       </w:r>
     </w:p>
     <w:p>
@@ -2984,15 +2951,14 @@
           <w:sz w:val="28"/>
           <w:szCs w:val="28"/>
         </w:rPr>
-        <w:t>Платы расширения в ноутбуках используются редко из-за ограниченного пространства. Чаще применяются внешние решения через USB или Thunderbolt. Они позволяют добавить порты, виде</w:t>
-      </w:r>
-      <w:r>
-        <w:rPr>
-          <w:rFonts w:ascii="Times New Roman" w:hAnsi="Times New Roman"/>
-          <w:sz w:val="28"/>
-          <w:szCs w:val="28"/>
-        </w:rPr>
-        <w:t>оадаптеры или сетевые интерфейсы.</w:t>
+        <w:t>Из-за ограниченного пространства платы расширения в ноутбуках используются редко. Чаще применяются внешние решения через USB или Thunderbolt. С их помощью добавляются порты, видеоадаптеры или сетевые интерфейсы.</w:t>
+      </w:r>
+      <w:r>
+        <w:rPr>
+          <w:rFonts w:ascii="Times New Roman" w:hAnsi="Times New Roman"/>
+          <w:sz w:val="28"/>
+          <w:szCs w:val="28"/>
+        </w:rPr>
       </w:r>
     </w:p>
     <w:p>
@@ -3045,7 +3011,7 @@
           <w:sz w:val="28"/>
           <w:szCs w:val="28"/>
         </w:rPr>
-        <w:t>Флеш-память используется в SSD, USB-накопителях и картах памяти. Она энергонезависима и устойчива к механическим воздействиям. Скорость и ресурс зависят от типа ячеек и контроллера.</w:t>
+        <w:t>Флеш-память применяется в SSD, USB-накопителях и картах памяти. Она энергонезависима и стойка к механическим воздействиям. Её скорость и ресурс определяются типом ячеек и контроллером.</w:t>
       </w:r>
     </w:p>
     <w:p>
@@ -3130,7 +3096,7 @@
           <w:sz w:val="28"/>
           <w:szCs w:val="28"/>
         </w:rPr>
-        <w:t>Устройство чтения smart-карт позволяет работать с чиповыми картами, используемыми для аутентификации и платежей. Оно может быть встроенным или внешним. Для работы требуются драйверы и программное обеспечение.</w:t>
+        <w:t>Считыватель smart-карт обеспечивает работу с чиповыми картами, применяемыми для аутентификации и платежей. Он может быть встроенным или внешним. Для работы нужны драйверы и программное обеспечение.</w:t>
       </w:r>
     </w:p>
     <w:p>
@@ -3183,16 +3149,14 @@
           <w:sz w:val="28"/>
           <w:szCs w:val="28"/>
         </w:rPr>
-        <w:lastRenderedPageBreak/>
-        <w:t xml:space="preserve">SODIMM – это </w:t>
-      </w:r>
-      <w:r>
-        <w:rPr>
-          <w:rFonts w:ascii="Times New Roman" w:hAnsi="Times New Roman"/>
-          <w:sz w:val="28"/>
-          <w:szCs w:val="28"/>
-        </w:rPr>
-        <w:t>компактный модуль памяти, используемый в ноутбуках. Он меньше настольного DIMM и устанавливается под углом в специальный слот. Тип памяти (DDR3, DDR4, DDR5) должен соответствовать материнской плате.</w:t>
+        <w:t>SODIMM представляет собой компактный модуль памяти, применяемый в ноутбуках. Он меньше настольного DIMM и устанавливается под углом в специальный слот. Тип памяти (DDR3, DDR4, DDR5) должен соответствовать материнской плате.</w:t>
+      </w:r>
+      <w:r>
+        <w:rPr>
+          <w:rFonts w:ascii="Times New Roman" w:hAnsi="Times New Roman"/>
+          <w:sz w:val="28"/>
+          <w:szCs w:val="28"/>
+        </w:rPr>
       </w:r>
     </w:p>
     <w:p>
@@ -3245,15 +3209,14 @@
           <w:sz w:val="28"/>
           <w:szCs w:val="28"/>
         </w:rPr>
-        <w:t>Установка SODIMM выполняется при отключ</w:t>
-      </w:r>
-      <w:r>
-        <w:rPr>
-          <w:rFonts w:ascii="Times New Roman" w:hAnsi="Times New Roman"/>
-          <w:sz w:val="28"/>
-          <w:szCs w:val="28"/>
-        </w:rPr>
-        <w:t>ённом питании и снятой батарее. Модуль вставляется под углом и фиксируется защёлками. После установки необходимо проверить распознавание памяти системой.</w:t>
+        <w:t>Монтаж SODIMM производится при отключённом питании и извлечённой батарее. Модуль вставляется под углом и фиксируется защёлками. После установки следует убедиться, что система распознала память.</w:t>
+      </w:r>
+      <w:r>
+        <w:rPr>
+          <w:rFonts w:ascii="Times New Roman" w:hAnsi="Times New Roman"/>
+          <w:sz w:val="28"/>
+          <w:szCs w:val="28"/>
+        </w:rPr>
       </w:r>
     </w:p>
     <w:p>
@@ -3433,15 +3396,14 @@
           <w:sz w:val="28"/>
           <w:szCs w:val="28"/>
         </w:rPr>
-        <w:t>Замена аппаратных компонентов ноутбука требует акку</w:t>
-      </w:r>
-      <w:r>
-        <w:rPr>
-          <w:rFonts w:ascii="Times New Roman" w:hAnsi="Times New Roman"/>
-          <w:sz w:val="28"/>
-          <w:szCs w:val="28"/>
-        </w:rPr>
-        <w:t>ратности, антистатических мер и знания конструкции корпуса. Разборка выполняется по инструкции производителя. Важно сохранять крепёж и порядок снятия деталей.</w:t>
+        <w:t>Замена аппаратных компонентов ноутбука требует аккуратности, антистатических мер и знания конструкции корпуса. Разборка ведётся по инструкции производителя. Важно сохранять крепёж и последовательность снятия деталей.</w:t>
+      </w:r>
+      <w:r>
+        <w:rPr>
+          <w:rFonts w:ascii="Times New Roman" w:hAnsi="Times New Roman"/>
+          <w:sz w:val="28"/>
+          <w:szCs w:val="28"/>
+        </w:rPr>
       </w:r>
     </w:p>
     <w:p>
@@ -3494,16 +3456,14 @@
           <w:sz w:val="28"/>
           <w:szCs w:val="28"/>
         </w:rPr>
-        <w:lastRenderedPageBreak/>
-        <w:t>Замена клавиатуры начинается со снятия питания и, при необходимости, верхней п</w:t>
-      </w:r>
-      <w:r>
-        <w:rPr>
-          <w:rFonts w:ascii="Times New Roman" w:hAnsi="Times New Roman"/>
-          <w:sz w:val="28"/>
-          <w:szCs w:val="28"/>
-        </w:rPr>
-        <w:t>анели. Клавиатура крепится винтами или защёлками и подключается шлейфом. После замены проверяется работа всех клавиш.</w:t>
+        <w:t>Замена клавиатуры начинается с отключения питания и, при необходимости, снятия верхней панели. Клавиатура удерживается винтами или защёлками и соединена шлейфом. По завершении замены проверяется работа всех клавиш.</w:t>
+      </w:r>
+      <w:r>
+        <w:rPr>
+          <w:rFonts w:ascii="Times New Roman" w:hAnsi="Times New Roman"/>
+          <w:sz w:val="28"/>
+          <w:szCs w:val="28"/>
+        </w:rPr>
       </w:r>
     </w:p>
     <w:p>
@@ -3556,15 +3516,14 @@
           <w:sz w:val="28"/>
           <w:szCs w:val="28"/>
         </w:rPr>
-        <w:t xml:space="preserve">Замена экрана включает снятие рамки, отключение шлейфа и извлечение панели. Новый экран должен соответствовать модели </w:t>
-      </w:r>
-      <w:r>
-        <w:rPr>
-          <w:rFonts w:ascii="Times New Roman" w:hAnsi="Times New Roman"/>
-          <w:sz w:val="28"/>
-          <w:szCs w:val="28"/>
-        </w:rPr>
-        <w:t>ноутбука по размеру и разъёму. После установки проверяется изображение и подсветка.</w:t>
+        <w:t>Замена экрана включает снятие рамки, отключение шлейфа и извлечение панели. Новый экран обязан соответствовать модели ноутбука по размеру и разъёму. После установки проверяются изображение и подсветка.</w:t>
+      </w:r>
+      <w:r>
+        <w:rPr>
+          <w:rFonts w:ascii="Times New Roman" w:hAnsi="Times New Roman"/>
+          <w:sz w:val="28"/>
+          <w:szCs w:val="28"/>
+        </w:rPr>
       </w:r>
     </w:p>
     <w:p>
@@ -3617,15 +3576,14 @@
           <w:sz w:val="28"/>
           <w:szCs w:val="28"/>
         </w:rPr>
-        <w:t>В лабораторной работе изучаются типы экранов, их характеристики и особенности замены. Отрабатываются навыки снятия и устано</w:t>
-      </w:r>
-      <w:r>
-        <w:rPr>
-          <w:rFonts w:ascii="Times New Roman" w:hAnsi="Times New Roman"/>
-          <w:sz w:val="28"/>
-          <w:szCs w:val="28"/>
-        </w:rPr>
-        <w:t>вки дисплейной панели. Проверяется работа подсветки и сенсорного слоя.</w:t>
+        <w:t>В ходе лабораторной работы рассматриваются типы экранов, их характеристики и особенности замены. Осваиваются приёмы снятия и установки дисплейной панели. Проверяется работа подсветки и сенсорного слоя.</w:t>
+      </w:r>
+      <w:r>
+        <w:rPr>
+          <w:rFonts w:ascii="Times New Roman" w:hAnsi="Times New Roman"/>
+          <w:sz w:val="28"/>
+          <w:szCs w:val="28"/>
+        </w:rPr>
       </w:r>
     </w:p>
     <w:p>
@@ -3678,15 +3636,14 @@
           <w:sz w:val="28"/>
           <w:szCs w:val="28"/>
         </w:rPr>
-        <w:t>Питание ноутбука обеспечивается батареей и внешним блоком питания. Батареи бывают литий-ионными и литий-полимерными. Срок службы зависит от количества циклов заряда-разряда и т</w:t>
-      </w:r>
-      <w:r>
-        <w:rPr>
-          <w:rFonts w:ascii="Times New Roman" w:hAnsi="Times New Roman"/>
-          <w:sz w:val="28"/>
-          <w:szCs w:val="28"/>
-        </w:rPr>
-        <w:t>емпературы.</w:t>
+        <w:t>Питание ноутбука осуществляется от батареи и внешнего блока питания. Батареи выпускаются литий-ионными и литий-полимерными. Срок их службы определяется количеством циклов заряда-разряда и температурой.</w:t>
+      </w:r>
+      <w:r>
+        <w:rPr>
+          <w:rFonts w:ascii="Times New Roman" w:hAnsi="Times New Roman"/>
+          <w:sz w:val="28"/>
+          <w:szCs w:val="28"/>
+        </w:rPr>
       </w:r>
     </w:p>
     <w:p>
@@ -3739,7 +3696,7 @@
           <w:sz w:val="28"/>
           <w:szCs w:val="28"/>
         </w:rPr>
-        <w:t>Разъём питания со временем изнашивается и может перестать контактировать. Замена требует разборки корпуса и пайки или подключения нового разъёма. Важно соблюдать полярность и качество пайки.</w:t>
+        <w:t>Разъём питания постепенно изнашивается и может утратить контакт. Для замены нужны разборка корпуса и пайка либо подключение нового разъёма. Важно соблюсти полярность и качество пайки.</w:t>
       </w:r>
     </w:p>
     <w:p>
@@ -3836,15 +3793,14 @@
           <w:sz w:val="28"/>
           <w:szCs w:val="28"/>
         </w:rPr>
-        <w:t>В ноутбуках используются HDD, SSD и гибридные накопители, а также оптические приводы в старых моделях. Накопители подключаются через SATA или M.2. Оптические приводы постепенно вытесняются из-за распространения ци</w:t>
-      </w:r>
-      <w:r>
-        <w:rPr>
-          <w:rFonts w:ascii="Times New Roman" w:hAnsi="Times New Roman"/>
-          <w:sz w:val="28"/>
-          <w:szCs w:val="28"/>
-        </w:rPr>
-        <w:t>фрового контента.</w:t>
+        <w:t>В ноутбуках применяются HDD, SSD и гибридные накопители, а в старых моделях – оптические приводы. Подключение накопителей выполняется через SATA или M.2. Оптические приводы постепенно уходят из употребления из-за распространения цифрового контента.</w:t>
+      </w:r>
+      <w:r>
+        <w:rPr>
+          <w:rFonts w:ascii="Times New Roman" w:hAnsi="Times New Roman"/>
+          <w:sz w:val="28"/>
+          <w:szCs w:val="28"/>
+        </w:rPr>
       </w:r>
     </w:p>
     <w:p>
@@ -3897,16 +3853,14 @@
           <w:sz w:val="28"/>
           <w:szCs w:val="28"/>
         </w:rPr>
-        <w:lastRenderedPageBreak/>
-        <w:t>Плата беспроводного доступа подключается через слот M.2 или Mini PCIe и соединяется с антеннами. Замена требует отключения антенн и извлечения платы. После установки проверяется работа Wi-Fi и Bluetooth</w:t>
-      </w:r>
-      <w:r>
-        <w:rPr>
-          <w:rFonts w:ascii="Times New Roman" w:hAnsi="Times New Roman"/>
-          <w:sz w:val="28"/>
-          <w:szCs w:val="28"/>
-        </w:rPr>
-        <w:t>.</w:t>
+        <w:t>Плата беспроводного доступа устанавливается в слот M.2 или Mini PCIe и соединяется с антеннами. Для замены необходимо отсоединить антенны и извлечь плату. После установки проверяется работа Wi-Fi и Bluetooth.</w:t>
+      </w:r>
+      <w:r>
+        <w:rPr>
+          <w:rFonts w:ascii="Times New Roman" w:hAnsi="Times New Roman"/>
+          <w:sz w:val="28"/>
+          <w:szCs w:val="28"/>
+        </w:rPr>
       </w:r>
     </w:p>
     <w:p>
@@ -3959,7 +3913,7 @@
           <w:sz w:val="28"/>
           <w:szCs w:val="28"/>
         </w:rPr>
-        <w:t>Динамики ноутбука крепятся в корпусе и подключаются к материнской плате. Замена выполняется при повреждении звука или механическом выходе из строя. После установки проверяется качество звучания.</w:t>
+        <w:t>Динамики ноутбука закреплены в корпусе и подключены к материнской плате. Замена проводится при повреждении звука или механическом выходе из строя. После установки оценивается качество звучания.</w:t>
       </w:r>
     </w:p>
     <w:p>
@@ -4012,15 +3966,14 @@
           <w:sz w:val="28"/>
           <w:szCs w:val="28"/>
         </w:rPr>
-        <w:t>Замена процессора возможна тол</w:t>
-      </w:r>
-      <w:r>
-        <w:rPr>
-          <w:rFonts w:ascii="Times New Roman" w:hAnsi="Times New Roman"/>
-          <w:sz w:val="28"/>
-          <w:szCs w:val="28"/>
-        </w:rPr>
-        <w:t>ько в моделях, где он не распаян на плате. Требуется снятие системы охлаждения и нанесение термопасты. Операция сложна и требует совместимости сокета.</w:t>
+        <w:t>Процессор подлежит замене только в моделях, где он не распаян на плате. Требуется демонтаж системы охлаждения и нанесение термопасты. Операция сложна и требует совместимости сокета.</w:t>
+      </w:r>
+      <w:r>
+        <w:rPr>
+          <w:rFonts w:ascii="Times New Roman" w:hAnsi="Times New Roman"/>
+          <w:sz w:val="28"/>
+          <w:szCs w:val="28"/>
+        </w:rPr>
       </w:r>
     </w:p>
     <w:p>
@@ -4073,15 +4026,14 @@
           <w:sz w:val="28"/>
           <w:szCs w:val="28"/>
         </w:rPr>
-        <w:t>Замена материнской платы – самая трудоёмкая операция при ремонте ноутбука. Треб</w:t>
-      </w:r>
-      <w:r>
-        <w:rPr>
-          <w:rFonts w:ascii="Times New Roman" w:hAnsi="Times New Roman"/>
-          <w:sz w:val="28"/>
-          <w:szCs w:val="28"/>
-        </w:rPr>
-        <w:t>уется полная разборка и перенос всех компонентов. После сборки проверяется работа всех узлов.</w:t>
+        <w:t>Замена материнской платы – самая трудоёмкая операция при ремонте ноутбука. Необходимы полная разборка и перенос всех компонентов. После сборки проверяется работоспособность всех узлов.</w:t>
+      </w:r>
+      <w:r>
+        <w:rPr>
+          <w:rFonts w:ascii="Times New Roman" w:hAnsi="Times New Roman"/>
+          <w:sz w:val="28"/>
+          <w:szCs w:val="28"/>
+        </w:rPr>
       </w:r>
     </w:p>
     <w:p>
@@ -4134,15 +4086,14 @@
           <w:sz w:val="28"/>
           <w:szCs w:val="28"/>
         </w:rPr>
-        <w:t>Пластиковые детали корпуса подвержены износу и поломкам. При разборке важно не повредить защёлки и крепления. Замена деталей выполняется с исп</w:t>
-      </w:r>
-      <w:r>
-        <w:rPr>
-          <w:rFonts w:ascii="Times New Roman" w:hAnsi="Times New Roman"/>
-          <w:sz w:val="28"/>
-          <w:szCs w:val="28"/>
-        </w:rPr>
-        <w:t>ользованием оригинальных или совместимых запчастей.</w:t>
+        <w:t>Пластиковые детали корпуса изнашиваются и ломаются. При разборке важно не повредить защёлки и крепления. Детали меняются на оригинальные или совместимые запчасти.</w:t>
+      </w:r>
+      <w:r>
+        <w:rPr>
+          <w:rFonts w:ascii="Times New Roman" w:hAnsi="Times New Roman"/>
+          <w:sz w:val="28"/>
+          <w:szCs w:val="28"/>
+        </w:rPr>
       </w:r>
     </w:p>
     <w:p>
@@ -4219,15 +4170,14 @@
           <w:sz w:val="28"/>
           <w:szCs w:val="28"/>
         </w:rPr>
-        <w:t xml:space="preserve">Сотовый телефон включает процессор, память, дисплей, аккумулятор, камеры и модули связи. Компоненты миниатюрны и часто интегрированы. Ремонт требует специального </w:t>
-      </w:r>
-      <w:r>
-        <w:rPr>
-          <w:rFonts w:ascii="Times New Roman" w:hAnsi="Times New Roman"/>
-          <w:sz w:val="28"/>
-          <w:szCs w:val="28"/>
-        </w:rPr>
-        <w:t>инструмента и навыков.</w:t>
+        <w:t>В состав сотового телефона входят процессор, память, дисплей, аккумулятор, камеры и модули связи. Компоненты миниатюрны и часто интегрированы. Для ремонта нужны специальные инструменты и навыки.</w:t>
+      </w:r>
+      <w:r>
+        <w:rPr>
+          <w:rFonts w:ascii="Times New Roman" w:hAnsi="Times New Roman"/>
+          <w:sz w:val="28"/>
+          <w:szCs w:val="28"/>
+        </w:rPr>
       </w:r>
     </w:p>
     <w:p>
@@ -4280,7 +4230,7 @@
           <w:sz w:val="28"/>
           <w:szCs w:val="28"/>
         </w:rPr>
-        <w:t>Кабель mini-USB использовался для подключения мобильных устройств к компьютеру и зарядки. Он вытеснен micro-USB и USB-C. Кабель поддерживает передачу данных и питание.</w:t>
+        <w:t>Кабель mini-USB применялся для соединения мобильных устройств с компьютером и для зарядки. Его вытеснили micro-USB и USB-C. Такой кабель поддерживает передачу данных и питание.</w:t>
       </w:r>
     </w:p>
     <w:p>
@@ -4342,7 +4292,7 @@
           <w:sz w:val="28"/>
           <w:szCs w:val="28"/>
         </w:rPr>
-        <w:t>Мобильные устройства подключаются к Интернету через Wi-Fi, сотовые сети и Bluetooth-тетеринг. Совместный доступ позволяет раздавать соединение другим устройствам. Настройка выполняется в параметрах сети.</w:t>
+        <w:t>Мобильные устройства выходят в Интернет через Wi-Fi, сотовые сети и Bluetooth-тетеринг. Режим совместного доступа позволяет раздавать соединение другим устройствам. Настройка производится в параметрах сети.</w:t>
       </w:r>
     </w:p>
     <w:p>
@@ -4518,7 +4468,7 @@
           <w:sz w:val="28"/>
           <w:szCs w:val="28"/>
         </w:rPr>
-        <w:t>Специализированные устройства – это гаджеты для узких задач: GPS-навигаторы, экшн-камеры, медицинские датчики. Они часто имеют ограниченную функциональность и подключаются к смартфону. Их обслуживание зависит от назначения.</w:t>
+        <w:t>Специализированные устройства – это гаджеты для узких задач: GPS-навигаторы, экшн-камеры, медицинские датчики. Их функциональность часто ограничена, а подключение выполняется к смартфону. Обслуживание зависит от назначения устройства.</w:t>
       </w:r>
     </w:p>
     <w:p>
@@ -4579,7 +4529,7 @@
           <w:sz w:val="28"/>
           <w:szCs w:val="28"/>
         </w:rPr>
-        <w:t>Беспроводные сети передачи данных включают Wi-Fi, сотовые сети, Bluetooth и спутниковые каналы. Они различаются по дальности, скорости и энергопотреблению. Выбор технологии зависит от условий эксплуатации.</w:t>
+        <w:t>К беспроводным сетям передачи данных относятся Wi-Fi, сотовые сети, Bluetooth и спутниковые каналы. Они различаются дальностью, скоростью и энергопотреблением. Технология выбирается исходя из условий эксплуатации.</w:t>
       </w:r>
     </w:p>
     <w:p>
@@ -4640,8 +4590,7 @@
           <w:sz w:val="28"/>
           <w:szCs w:val="28"/>
         </w:rPr>
-        <w:lastRenderedPageBreak/>
-        <w:t>В лабораторной работе настраивается мобильная точка доступа и подключение клиентов. Проверяется доступ в Интернет и безопасность сети. Отрабатываются навыки диагностики беспроводных подключений.</w:t>
+        <w:t>В ходе лабораторной работы настраиваются мобильная точка доступа и подключение клиентов. Проверяются доступ в Интернет и безопасность сети. Осваивается диагностика беспроводных подключений.</w:t>
       </w:r>
     </w:p>
     <w:p>
@@ -4694,15 +4643,14 @@
           <w:sz w:val="28"/>
           <w:szCs w:val="28"/>
         </w:rPr>
-        <w:t xml:space="preserve">Стандарты сотовой </w:t>
-      </w:r>
-      <w:r>
-        <w:rPr>
-          <w:rFonts w:ascii="Times New Roman" w:hAnsi="Times New Roman"/>
-          <w:sz w:val="28"/>
-          <w:szCs w:val="28"/>
-        </w:rPr>
-        <w:t>связи развивались от 1G до 5G, увеличивая скорость и снижая задержки. Каждое поколение поддерживает новые услуги и технологии. Совместимость устройств зависит от поддерживаемых диапазонов.</w:t>
+        <w:t>Стандарты сотовой связи эволюционировали от 1G к 5G, наращивая скорость и сокращая задержки. Каждое поколение добавляет новые услуги и технологии. Совместимость устройств определяется поддерживаемыми диапазонами.</w:t>
+      </w:r>
+      <w:r>
+        <w:rPr>
+          <w:rFonts w:ascii="Times New Roman" w:hAnsi="Times New Roman"/>
+          <w:sz w:val="28"/>
+          <w:szCs w:val="28"/>
+        </w:rPr>
       </w:r>
     </w:p>
     <w:p>
@@ -4755,15 +4703,14 @@
           <w:sz w:val="28"/>
           <w:szCs w:val="28"/>
         </w:rPr>
-        <w:t xml:space="preserve">Авиарежим отключает все беспроводные модули устройства </w:t>
-      </w:r>
-      <w:r>
-        <w:rPr>
-          <w:rFonts w:ascii="Times New Roman" w:hAnsi="Times New Roman"/>
-          <w:sz w:val="28"/>
-          <w:szCs w:val="28"/>
-        </w:rPr>
-        <w:t>для соблюдения правил безопасности на борту самолёта. Он также используется для экономии заряда батареи. После отключения режима модули включаются обратно.</w:t>
+        <w:t>Авиарежим деактивирует все беспроводные модули устройства для соблюдения правил безопасности на борту самолёта. Его также включают для экономии заряда батареи. При выключении режима модули активируются вновь.</w:t>
+      </w:r>
+      <w:r>
+        <w:rPr>
+          <w:rFonts w:ascii="Times New Roman" w:hAnsi="Times New Roman"/>
+          <w:sz w:val="28"/>
+          <w:szCs w:val="28"/>
+        </w:rPr>
       </w:r>
     </w:p>
     <w:p>
@@ -4816,15 +4763,14 @@
           <w:sz w:val="28"/>
           <w:szCs w:val="28"/>
         </w:rPr>
-        <w:t xml:space="preserve">Точка доступа обеспечивает подключение беспроводных клиентов к проводной сети. Она </w:t>
-      </w:r>
-      <w:r>
-        <w:rPr>
-          <w:rFonts w:ascii="Times New Roman" w:hAnsi="Times New Roman"/>
-          <w:sz w:val="28"/>
-          <w:szCs w:val="28"/>
-        </w:rPr>
-        <w:t>может быть отдельным устройством или функцией смартфона. Настройка включает SSID, шифрование и пароль.</w:t>
+        <w:t>Точка доступа обеспечивает беспроводным клиентам подключение к проводной сети. Она существует как отдельное устройство либо как функция смартфона. В настройку входят SSID, шифрование и пароль.</w:t>
+      </w:r>
+      <w:r>
+        <w:rPr>
+          <w:rFonts w:ascii="Times New Roman" w:hAnsi="Times New Roman"/>
+          <w:sz w:val="28"/>
+          <w:szCs w:val="28"/>
+        </w:rPr>
       </w:r>
     </w:p>
     <w:p>
@@ -4968,16 +4914,14 @@
           <w:sz w:val="28"/>
           <w:szCs w:val="28"/>
         </w:rPr>
-        <w:lastRenderedPageBreak/>
-        <w:t>Устройства Bluetooth включают наушники, колонки, клавиатуры, мыши и трекеры. Они работают в диапазоне 2,4 ГГц и имеют ра</w:t>
-      </w:r>
-      <w:r>
-        <w:rPr>
-          <w:rFonts w:ascii="Times New Roman" w:hAnsi="Times New Roman"/>
-          <w:sz w:val="28"/>
-          <w:szCs w:val="28"/>
-        </w:rPr>
-        <w:t>диус действия до 100 метров. Для подключения требуется сопряжение.</w:t>
+        <w:t>К устройствам Bluetooth относятся наушники, колонки, клавиатуры, мыши и трекеры. Они работают в диапазоне 2,4 ГГц и действуют в радиусе до 100 метров. Для подключения необходимо сопряжение.</w:t>
+      </w:r>
+      <w:r>
+        <w:rPr>
+          <w:rFonts w:ascii="Times New Roman" w:hAnsi="Times New Roman"/>
+          <w:sz w:val="28"/>
+          <w:szCs w:val="28"/>
+        </w:rPr>
       </w:r>
     </w:p>
     <w:p>
@@ -5030,15 +4974,14 @@
           <w:sz w:val="28"/>
           <w:szCs w:val="28"/>
         </w:rPr>
-        <w:t>Сопряжение – это процесс установления доверительных отношений между устройствами Bluetooth. Он включает поиск, выбор устройства и ввод кода подтверждения.</w:t>
-      </w:r>
-      <w:r>
-        <w:rPr>
-          <w:rFonts w:ascii="Times New Roman" w:hAnsi="Times New Roman"/>
-          <w:sz w:val="28"/>
-          <w:szCs w:val="28"/>
-        </w:rPr>
-        <w:t xml:space="preserve"> После сопряжения устройства подключаются автоматически.</w:t>
+        <w:t>Сопряжение представляет собой процесс установления доверительных отношений между устройствами Bluetooth. Оно включает поиск, выбор устройства и ввод кода подтверждения. По завершении сопряжения устройства подключаются автоматически.</w:t>
+      </w:r>
+      <w:r>
+        <w:rPr>
+          <w:rFonts w:ascii="Times New Roman" w:hAnsi="Times New Roman"/>
+          <w:sz w:val="28"/>
+          <w:szCs w:val="28"/>
+        </w:rPr>
       </w:r>
     </w:p>
     <w:p>
@@ -5091,15 +5034,14 @@
           <w:sz w:val="28"/>
           <w:szCs w:val="28"/>
         </w:rPr>
-        <w:t xml:space="preserve">Электронная почта – это служба обмена сообщениями через Интернет. Она использует протоколы SMTP для отправки и POP3 или IMAP для получения. Настройка требует </w:t>
-      </w:r>
-      <w:r>
-        <w:rPr>
-          <w:rFonts w:ascii="Times New Roman" w:hAnsi="Times New Roman"/>
-          <w:sz w:val="28"/>
-          <w:szCs w:val="28"/>
-        </w:rPr>
-        <w:t>адреса, сервера и параметров аутентификации.</w:t>
+        <w:t>Электронная почта является службой обмена сообщениями через Интернет. Отправка выполняется по протоколу SMTP, получение – по POP3 или IMAP. Для настройки нужны адрес, сервер и параметры аутентификации.</w:t>
+      </w:r>
+      <w:r>
+        <w:rPr>
+          <w:rFonts w:ascii="Times New Roman" w:hAnsi="Times New Roman"/>
+          <w:sz w:val="28"/>
+          <w:szCs w:val="28"/>
+        </w:rPr>
       </w:r>
     </w:p>
     <w:p>
@@ -5243,15 +5185,14 @@
           <w:sz w:val="28"/>
           <w:szCs w:val="28"/>
         </w:rPr>
-        <w:t>В Android почта настраивается через приложение Gmail или сторонний клиент. Требуется ввести адрес, пароль и параметры сервера. Поддерживается синхронизация неско</w:t>
-      </w:r>
-      <w:r>
-        <w:rPr>
-          <w:rFonts w:ascii="Times New Roman" w:hAnsi="Times New Roman"/>
-          <w:sz w:val="28"/>
-          <w:szCs w:val="28"/>
-        </w:rPr>
-        <w:t>льких аккаунтов.</w:t>
+        <w:t>В Android почта настраивается в приложении Gmail или стороннем клиенте. Необходимо указать адрес, пароль и параметры сервера. Поддерживается синхронизация нескольких аккаунтов.</w:t>
+      </w:r>
+      <w:r>
+        <w:rPr>
+          <w:rFonts w:ascii="Times New Roman" w:hAnsi="Times New Roman"/>
+          <w:sz w:val="28"/>
+          <w:szCs w:val="28"/>
+        </w:rPr>
       </w:r>
     </w:p>
     <w:p>
@@ -5304,8 +5245,7 @@
           <w:sz w:val="28"/>
           <w:szCs w:val="28"/>
         </w:rPr>
-        <w:lastRenderedPageBreak/>
-        <w:t>В iOS почта настраивается через «Настройки» и раздел «Почта». Поддерживаются популярные сервисы и ручная настройка IMAP/SMTP. Синхронизация выполняется автоматически.</w:t>
+        <w:t>В iOS почта настраивается через «Настройки» и раздел «Почта». Поддерживаются распространённые сервисы и ручной ввод параметров IMAP/SMTP. Синхронизация выполняется автоматически.</w:t>
       </w:r>
     </w:p>
     <w:p>
@@ -5358,7 +5298,7 @@
           <w:sz w:val="28"/>
           <w:szCs w:val="28"/>
         </w:rPr>
-        <w:t>Веб-почта доступна через браузер и не требует настройки клиента. Она удобна для доступа с разных устройств. Однако требует постоянного подключения к Интернету.</w:t>
+        <w:t>Веб-почта открывается в браузере и не требует настройки клиента. Она удобна для доступа с разных устройств, но предполагает постоянное подключение к Интернету.</w:t>
       </w:r>
     </w:p>
     <w:p>
@@ -5411,15 +5351,14 @@
           <w:sz w:val="28"/>
           <w:szCs w:val="28"/>
         </w:rPr>
-        <w:t>Синхронизации подлежат контакты, календари, заметки, фотографии, п</w:t>
-      </w:r>
-      <w:r>
-        <w:rPr>
-          <w:rFonts w:ascii="Times New Roman" w:hAnsi="Times New Roman"/>
-          <w:sz w:val="28"/>
-          <w:szCs w:val="28"/>
-        </w:rPr>
-        <w:t>очта и приложения. Она обеспечивает единообразие данных на разных устройствах. Настройка зависит от используемых сервисов.</w:t>
+        <w:t>Синхронизироваться могут контакты, календари, заметки, фотографии, почта и приложения. Благодаря ей данные на разных устройствах остаются единообразными. Настройка зависит от используемых сервисов.</w:t>
+      </w:r>
+      <w:r>
+        <w:rPr>
+          <w:rFonts w:ascii="Times New Roman" w:hAnsi="Times New Roman"/>
+          <w:sz w:val="28"/>
+          <w:szCs w:val="28"/>
+        </w:rPr>
       </w:r>
     </w:p>
     <w:p>
@@ -5460,15 +5399,14 @@
           <w:sz w:val="28"/>
           <w:szCs w:val="28"/>
         </w:rPr>
-        <w:t>Активация синхронизации выполняется в настройках аккаунта устройства. Можно выбрать типы данных и частоту обн</w:t>
-      </w:r>
-      <w:r>
-        <w:rPr>
-          <w:rFonts w:ascii="Times New Roman" w:hAnsi="Times New Roman"/>
-          <w:sz w:val="28"/>
-          <w:szCs w:val="28"/>
-        </w:rPr>
-        <w:t>овления. При отключении синхронизации данные остаются только на устройстве.</w:t>
+        <w:t>Включение синхронизации производится в настройках аккаунта устройства. Можно выбрать типы данных и частоту обновления. Если синхронизация отключена, данные остаются только на устройстве.</w:t>
+      </w:r>
+      <w:r>
+        <w:rPr>
+          <w:rFonts w:ascii="Times New Roman" w:hAnsi="Times New Roman"/>
+          <w:sz w:val="28"/>
+          <w:szCs w:val="28"/>
+        </w:rPr>
       </w:r>
     </w:p>
     <w:p>
@@ -5521,15 +5459,14 @@
           <w:sz w:val="28"/>
           <w:szCs w:val="28"/>
         </w:rPr>
-        <w:t>Синхронизация может выполняться через Wi-Fi, сотовую сеть, Bluetooth или кабель. Каждый способ имеет свои преимущества и ограничения. Выбор з</w:t>
-      </w:r>
-      <w:r>
-        <w:rPr>
-          <w:rFonts w:ascii="Times New Roman" w:hAnsi="Times New Roman"/>
-          <w:sz w:val="28"/>
-          <w:szCs w:val="28"/>
-        </w:rPr>
-        <w:t>ависит от объёма данных и доступности сети.</w:t>
+        <w:t>Синхронизация осуществляется через Wi-Fi, сотовую сеть, Bluetooth или кабель. У каждого способа свои преимущества и ограничения. Выбор определяется объёмом данных и доступностью сети.</w:t>
+      </w:r>
+      <w:r>
+        <w:rPr>
+          <w:rFonts w:ascii="Times New Roman" w:hAnsi="Times New Roman"/>
+          <w:sz w:val="28"/>
+          <w:szCs w:val="28"/>
+        </w:rPr>
       </w:r>
     </w:p>
     <w:p>
@@ -5582,15 +5519,14 @@
           <w:sz w:val="28"/>
           <w:szCs w:val="28"/>
         </w:rPr>
-        <w:t>Обслуживание необходимо для поддержания работоспособности, безопасности и производительности устройства. Оно включает очистку, обновление ПО и проверку компонентов. Ре</w:t>
-      </w:r>
-      <w:r>
-        <w:rPr>
-          <w:rFonts w:ascii="Times New Roman" w:hAnsi="Times New Roman"/>
-          <w:sz w:val="28"/>
-          <w:szCs w:val="28"/>
-        </w:rPr>
-        <w:t>гулярное обслуживание продлевает срок службы.</w:t>
+        <w:t>Обслуживание необходимо для поддержания работоспособности, безопасности и производительности устройства. В него входят очистка, обновление ПО и проверка компонентов. Регулярный уход продлевает срок службы.</w:t>
+      </w:r>
+      <w:r>
+        <w:rPr>
+          <w:rFonts w:ascii="Times New Roman" w:hAnsi="Times New Roman"/>
+          <w:sz w:val="28"/>
+          <w:szCs w:val="28"/>
+        </w:rPr>
       </w:r>
     </w:p>
     <w:p>
@@ -5643,15 +5579,14 @@
           <w:sz w:val="28"/>
           <w:szCs w:val="28"/>
         </w:rPr>
-        <w:t>Программа обслуживания ноутбуков включает очистку от пыли, проверку системы охлаждения, обновление драйверов и диагностику батареи. Периодичность зависит от у</w:t>
-      </w:r>
-      <w:r>
-        <w:rPr>
-          <w:rFonts w:ascii="Times New Roman" w:hAnsi="Times New Roman"/>
-          <w:sz w:val="28"/>
-          <w:szCs w:val="28"/>
-        </w:rPr>
-        <w:t>словий эксплуатации. Ведение журнала обслуживания упрощает планирование.</w:t>
+        <w:t>Программа обслуживания ноутбуков предусматривает очистку от пыли, проверку системы охлаждения, обновление драйверов и диагностику батареи. Её периодичность зависит от условий эксплуатации. Ведение журнала обслуживания упрощает планирование.</w:t>
+      </w:r>
+      <w:r>
+        <w:rPr>
+          <w:rFonts w:ascii="Times New Roman" w:hAnsi="Times New Roman"/>
+          <w:sz w:val="28"/>
+          <w:szCs w:val="28"/>
+        </w:rPr>
       </w:r>
     </w:p>
     <w:p>
@@ -5705,15 +5640,14 @@
           <w:sz w:val="28"/>
           <w:szCs w:val="28"/>
         </w:rPr>
-        <w:t>Обслуживание мобильных устройств включает обновление ОС и приложений, очистку памяти, проверку батареи и защиту от вредон</w:t>
-      </w:r>
-      <w:r>
-        <w:rPr>
-          <w:rFonts w:ascii="Times New Roman" w:hAnsi="Times New Roman"/>
-          <w:sz w:val="28"/>
-          <w:szCs w:val="28"/>
-        </w:rPr>
-        <w:t>осного ПО. Важно следить за температурой и влажностью. Регулярное резервное копирование предотвращает потерю данных.</w:t>
+        <w:t>Обслуживание мобильных устройств охватывает обновление ОС и приложений, очистку памяти, контроль батареи и защиту от вредоносного ПО. Важно отслеживать температуру и влажность. Регулярное резервное копирование защищает от потери данных.</w:t>
+      </w:r>
+      <w:r>
+        <w:rPr>
+          <w:rFonts w:ascii="Times New Roman" w:hAnsi="Times New Roman"/>
+          <w:sz w:val="28"/>
+          <w:szCs w:val="28"/>
+        </w:rPr>
       </w:r>
     </w:p>
     <w:p>
@@ -5766,15 +5700,14 @@
           <w:sz w:val="28"/>
           <w:szCs w:val="28"/>
         </w:rPr>
-        <w:t>Определение проблемы начинается со сбора информации от пользователя и выявления симптомов. Необходимо уточнить, когда</w:t>
-      </w:r>
-      <w:r>
-        <w:rPr>
-          <w:rFonts w:ascii="Times New Roman" w:hAnsi="Times New Roman"/>
-          <w:sz w:val="28"/>
-          <w:szCs w:val="28"/>
-        </w:rPr>
-        <w:t xml:space="preserve"> и при каких условиях возникла неисправность. Чёткая формулировка ускоряет диагностику.</w:t>
+        <w:t>Определение проблемы начинается со сбора сведений от пользователя и выявления симптомов. Следует уточнить, когда и при каких обстоятельствах возникла неисправность. Точная формулировка ускоряет диагностику.</w:t>
+      </w:r>
+      <w:r>
+        <w:rPr>
+          <w:rFonts w:ascii="Times New Roman" w:hAnsi="Times New Roman"/>
+          <w:sz w:val="28"/>
+          <w:szCs w:val="28"/>
+        </w:rPr>
       </w:r>
     </w:p>
     <w:p>
@@ -5839,15 +5772,14 @@
           <w:sz w:val="28"/>
           <w:szCs w:val="28"/>
         </w:rPr>
-        <w:t xml:space="preserve">На основе симптомов выдвигаются гипотезы о возможных причинах. Они могут касаться аппаратной или программной </w:t>
-      </w:r>
-      <w:r>
-        <w:rPr>
-          <w:rFonts w:ascii="Times New Roman" w:hAnsi="Times New Roman"/>
-          <w:sz w:val="28"/>
-          <w:szCs w:val="28"/>
-        </w:rPr>
-        <w:t>части. Рассматривается несколько вариантов.</w:t>
+        <w:t>Опираясь на симптомы, выдвигаются гипотезы о вероятных причинах. Они могут относиться к аппаратной или программной части. Рассматривается несколько вариантов.</w:t>
+      </w:r>
+      <w:r>
+        <w:rPr>
+          <w:rFonts w:ascii="Times New Roman" w:hAnsi="Times New Roman"/>
+          <w:sz w:val="28"/>
+          <w:szCs w:val="28"/>
+        </w:rPr>
       </w:r>
     </w:p>
     <w:p>
@@ -5900,7 +5832,7 @@
           <w:sz w:val="28"/>
           <w:szCs w:val="28"/>
         </w:rPr>
-        <w:t>Гипотезы проверяются с помощью диагностических средств и тестов. Если предположение не подтверждается, выдвигается новое. Цель – установить точную причину.</w:t>
+        <w:t>Проверка гипотез выполняется диагностическими средствами и тестами. Если предположение не подтвердилось, выдвигается новое. Задача – установить точную причину.</w:t>
       </w:r>
     </w:p>
     <w:p>
@@ -5961,7 +5893,7 @@
           <w:sz w:val="28"/>
           <w:szCs w:val="28"/>
         </w:rPr>
-        <w:t>После установления причины разрабатывается план устранения. Он реализуется поэтапно с фиксацией результатов. При необходимости план корректируется.</w:t>
+        <w:t>После установления причины составляется план устранения. Он реализуется поэтапно с фиксацией результатов. При необходимости в план вносятся коррективы.</w:t>
       </w:r>
     </w:p>
     <w:p>
@@ -6022,7 +5954,7 @@
           <w:sz w:val="28"/>
           <w:szCs w:val="28"/>
         </w:rPr>
-        <w:t>После устранения неисправности проверяется работа устройства в целом. При необходимости принимаются профилактические меры. Это завершает цикл диагностики.</w:t>
+        <w:t>После устранения неисправности оценивается работа устройства в целом. При потребности принимаются профилактические меры. Этим завершается цикл диагностики.</w:t>
       </w:r>
     </w:p>
     <w:p>
@@ -6076,15 +6008,14 @@
           <w:sz w:val="28"/>
           <w:szCs w:val="28"/>
         </w:rPr>
-        <w:t xml:space="preserve">Все этапы работы фиксируются в </w:t>
-      </w:r>
-      <w:r>
-        <w:rPr>
-          <w:rFonts w:ascii="Times New Roman" w:hAnsi="Times New Roman"/>
-          <w:sz w:val="28"/>
-          <w:szCs w:val="28"/>
-        </w:rPr>
-        <w:t>документации. Записи помогают быстрее решать аналогичные проблемы. Они также служат основой для отчётности.</w:t>
+        <w:t>Все этапы работы заносятся в документацию. Записи помогают быстрее решать аналогичные проблемы в дальнейшем. Кроме того, они служат основой для отчётности.</w:t>
+      </w:r>
+      <w:r>
+        <w:rPr>
+          <w:rFonts w:ascii="Times New Roman" w:hAnsi="Times New Roman"/>
+          <w:sz w:val="28"/>
+          <w:szCs w:val="28"/>
+        </w:rPr>
       </w:r>
     </w:p>
     <w:p>
@@ -6137,15 +6068,14 @@
           <w:sz w:val="28"/>
           <w:szCs w:val="28"/>
         </w:rPr>
-        <w:t xml:space="preserve">К типичным проблемам ноутбуков и мобильных устройств относятся перегрев, износ батареи, сбои Wi-Fi, </w:t>
-      </w:r>
-      <w:r>
-        <w:rPr>
-          <w:rFonts w:ascii="Times New Roman" w:hAnsi="Times New Roman"/>
-          <w:sz w:val="28"/>
-          <w:szCs w:val="28"/>
-        </w:rPr>
-        <w:t>повреждение экрана и проблемы с зарядкой. Решения зависят от причины: очистка, замена компонентов, обновление драйверов. Знание типовых проблем ускоряет диагностику.</w:t>
+        <w:t>Типичными проблемами ноутбуков и мобильных устройств являются перегрев, износ батареи, сбои Wi-Fi, повреждение экрана и неполадки с зарядкой. Способ решения зависит от причины: очистка, замена компонентов, обновление драйверов. Знание типовых проблем ускоряет диагностику.</w:t>
+      </w:r>
+      <w:r>
+        <w:rPr>
+          <w:rFonts w:ascii="Times New Roman" w:hAnsi="Times New Roman"/>
+          <w:sz w:val="28"/>
+          <w:szCs w:val="28"/>
+        </w:rPr>
       </w:r>
     </w:p>
     <w:p>
@@ -6222,15 +6152,14 @@
           <w:sz w:val="28"/>
           <w:szCs w:val="28"/>
         </w:rPr>
-        <w:t>Спецификации ноутбука включают модель процессора, объём</w:t>
-      </w:r>
-      <w:r>
-        <w:rPr>
-          <w:rFonts w:ascii="Times New Roman" w:hAnsi="Times New Roman"/>
-          <w:sz w:val="28"/>
-          <w:szCs w:val="28"/>
-        </w:rPr>
-        <w:t xml:space="preserve"> памяти, тип накопителя, размер экрана и характеристики батареи. Они определяют производительность и возможности устройства. Изучение спецификаций помогает при выборе и модернизации.</w:t>
+        <w:t>В спецификацию ноутбука входят модель процессора, объём памяти, тип накопителя, размер экрана и характеристики батареи. Они определяют производительность и возможности устройства. Знание спецификаций помогает при выборе и модернизации.</w:t>
+      </w:r>
+      <w:r>
+        <w:rPr>
+          <w:rFonts w:ascii="Times New Roman" w:hAnsi="Times New Roman"/>
+          <w:sz w:val="28"/>
+          <w:szCs w:val="28"/>
+        </w:rPr>
       </w:r>
     </w:p>
     <w:p>
@@ -6283,15 +6212,14 @@
           <w:sz w:val="28"/>
           <w:szCs w:val="28"/>
         </w:rPr>
-        <w:t xml:space="preserve">Информация от клиента включает описание </w:t>
-      </w:r>
-      <w:r>
-        <w:rPr>
-          <w:rFonts w:ascii="Times New Roman" w:hAnsi="Times New Roman"/>
-          <w:sz w:val="28"/>
-          <w:szCs w:val="28"/>
-        </w:rPr>
-        <w:t>проблемы, условия её возникновения и выполненные действия. Она помогает сузить круг возможных причин. Важно задавать уточняющие вопросы.</w:t>
+        <w:t>Информация от клиента включает описание проблемы, обстоятельства её возникновения и выполненные действия. Она позволяет сузить круг вероятных причин. Важно задавать уточняющие вопросы.</w:t>
+      </w:r>
+      <w:r>
+        <w:rPr>
+          <w:rFonts w:ascii="Times New Roman" w:hAnsi="Times New Roman"/>
+          <w:sz w:val="28"/>
+          <w:szCs w:val="28"/>
+        </w:rPr>
       </w:r>
     </w:p>
     <w:p>
@@ -6344,15 +6272,14 @@
           <w:sz w:val="28"/>
           <w:szCs w:val="28"/>
         </w:rPr>
-        <w:t xml:space="preserve">Справочная информация на сайтах производителей включает документацию, </w:t>
-      </w:r>
-      <w:r>
-        <w:rPr>
-          <w:rFonts w:ascii="Times New Roman" w:hAnsi="Times New Roman"/>
-          <w:sz w:val="28"/>
-          <w:szCs w:val="28"/>
-        </w:rPr>
-        <w:t>драйверы и базы знаний. Она помогает найти решения типовых проблем. Важно проверять актуальность и совместимость данных.</w:t>
+        <w:t>Справочная информация на сайтах производителей охватывает документацию, драйверы и базы знаний. Она помогает отыскать решения типовых проблем. Необходимо проверять актуальность и совместимость данных.</w:t>
+      </w:r>
+      <w:r>
+        <w:rPr>
+          <w:rFonts w:ascii="Times New Roman" w:hAnsi="Times New Roman"/>
+          <w:sz w:val="28"/>
+          <w:szCs w:val="28"/>
+        </w:rPr>
       </w:r>
     </w:p>
     <w:p>
@@ -6773,6 +6700,7 @@
     <w:sectPr>
       <w:footerReference w:type="default" r:id="rId15"/>
       <w:footerReference w:type="first" r:id="rId16"/>
+      <w:headerReference w:type="default" r:id="rId19"/>
       <w:pgSz w:w="11906" w:h="16838"/>
       <w:pgMar w:top="1134" w:right="1134" w:bottom="1134" w:left="1134" w:header="720" w:footer="720" w:gutter="0"/>
       <w:cols w:space="720"/>
@@ -6890,6 +6818,16 @@
     </w:p>
   </w:footnote>
 </w:footnotes>
+</file>
+
+<file path=word/header1.xml><?xml version="1.0" encoding="utf-8"?>
+<w:hdr xmlns:m="http://schemas.openxmlformats.org/officeDocument/2006/math" xmlns:mc="http://schemas.openxmlformats.org/markup-compatibility/2006" xmlns:mo="http://schemas.microsoft.com/office/mac/office/2008/main" xmlns:mv="urn:schemas-microsoft-com:mac:vml" xmlns:o="urn:schemas-microsoft-com:office:office" xmlns:r="http://schemas.openxmlformats.org/officeDocument/2006/relationships" xmlns:v="urn:schemas-microsoft-com:vml" xmlns:w10="urn:schemas-microsoft-com:office:word" xmlns:w14="http://schemas.microsoft.com/office/word/2010/wordml" xmlns:w="http://schemas.openxmlformats.org/wordprocessingml/2006/main" xmlns:wne="http://schemas.microsoft.com/office/word/2006/wordml" xmlns:wp14="http://schemas.microsoft.com/office/word/2010/wordprocessingDrawing" xmlns:wp="http://schemas.openxmlformats.org/drawingml/2006/wordprocessingDrawing" xmlns:wpc="http://schemas.microsoft.com/office/word/2010/wordprocessingCanvas" xmlns:wpg="http://schemas.microsoft.com/office/word/2010/wordprocessingGroup" xmlns:wpi="http://schemas.microsoft.com/office/word/2010/wordprocessingInk" xmlns:wps="http://schemas.microsoft.com/office/word/2010/wordprocessingShape" mc:Ignorable="w14 wp14">
+  <w:p>
+    <w:pPr>
+      <w:pStyle w:val="Header"/>
+    </w:pPr>
+  </w:p>
+</w:hdr>
 </file>
 
 <file path=word/numbering.xml><?xml version="1.0" encoding="utf-8"?>
